--- a/pledge-cash/results/补充检验-成熟公司.docx
+++ b/pledge-cash/results/补充检验-成熟公司.docx
@@ -60,15 +60,16 @@
         <w:tblLook w:firstColumn="1" w:firstRow="1" w:lastColumn="0" w:lastRow="0" w:noHBand="0" w:noVBand="1" w:val="04A0"/>
       </w:tblPr>
       <w:tblGrid>
-        <w:gridCol w:w="2409"/>
-        <w:gridCol w:w="2409"/>
-        <w:gridCol w:w="2409"/>
-        <w:gridCol w:w="2409"/>
+        <w:gridCol w:w="1928"/>
+        <w:gridCol w:w="1928"/>
+        <w:gridCol w:w="1928"/>
+        <w:gridCol w:w="1928"/>
+        <w:gridCol w:w="1928"/>
       </w:tblGrid>
       <w:tr>
         <w:tc>
           <w:tcPr>
-            <w:tcW w:type="dxa" w:w="2409"/>
+            <w:tcW w:type="dxa" w:w="1928"/>
             <w:shd w:val="clear" w:color="auto" w:fill="E7E6E6"/>
           </w:tcPr>
           <w:p>
@@ -88,7 +89,7 @@
         </w:tc>
         <w:tc>
           <w:tcPr>
-            <w:tcW w:type="dxa" w:w="2409"/>
+            <w:tcW w:type="dxa" w:w="1928"/>
             <w:shd w:val="clear" w:color="auto" w:fill="E7E6E6"/>
           </w:tcPr>
           <w:p>
@@ -102,13 +103,33 @@
                 <w:b/>
                 <w:sz w:val="19"/>
               </w:rPr>
-              <w:t>平仓压力 Pressure（全样本）</w:t>
+              <w:t>基准回归 Pledge</w:t>
             </w:r>
           </w:p>
         </w:tc>
         <w:tc>
           <w:tcPr>
-            <w:tcW w:type="dxa" w:w="2409"/>
+            <w:tcW w:type="dxa" w:w="1928"/>
+            <w:shd w:val="clear" w:color="auto" w:fill="E7E6E6"/>
+          </w:tcPr>
+          <w:p>
+            <w:pPr>
+              <w:spacing w:after="0"/>
+            </w:pPr>
+            <w:r/>
+            <w:r>
+              <w:rPr>
+                <w:rFonts w:ascii="Times New Roman" w:hAnsi="Times New Roman" w:eastAsia="SimSun"/>
+                <w:b/>
+                <w:sz w:val="19"/>
+              </w:rPr>
+              <w:t>平仓压力（全样本）</w:t>
+            </w:r>
+          </w:p>
+        </w:tc>
+        <w:tc>
+          <w:tcPr>
+            <w:tcW w:type="dxa" w:w="1928"/>
             <w:shd w:val="clear" w:color="auto" w:fill="E7E6E6"/>
           </w:tcPr>
           <w:p>
@@ -128,7 +149,7 @@
         </w:tc>
         <w:tc>
           <w:tcPr>
-            <w:tcW w:type="dxa" w:w="2409"/>
+            <w:tcW w:type="dxa" w:w="1928"/>
             <w:shd w:val="clear" w:color="auto" w:fill="E7E6E6"/>
           </w:tcPr>
           <w:p>
@@ -142,7 +163,7 @@
                 <w:b/>
                 <w:sz w:val="19"/>
               </w:rPr>
-              <w:t>U 型（公司 + 年度固定效应）右端斜率 t 值</w:t>
+              <w:t>U 型右端斜率 t 值</w:t>
             </w:r>
           </w:p>
         </w:tc>
@@ -150,7 +171,7 @@
       <w:tr>
         <w:tc>
           <w:tcPr>
-            <w:tcW w:type="dxa" w:w="2409"/>
+            <w:tcW w:type="dxa" w:w="1928"/>
           </w:tcPr>
           <w:p>
             <w:pPr>
@@ -169,7 +190,26 @@
         </w:tc>
         <w:tc>
           <w:tcPr>
-            <w:tcW w:type="dxa" w:w="2409"/>
+            <w:tcW w:type="dxa" w:w="1928"/>
+          </w:tcPr>
+          <w:p>
+            <w:pPr>
+              <w:spacing w:after="0"/>
+            </w:pPr>
+            <w:r/>
+            <w:r>
+              <w:rPr>
+                <w:rFonts w:ascii="Times New Roman" w:hAnsi="Times New Roman" w:eastAsia="SimSun"/>
+                <w:b w:val="0"/>
+                <w:sz w:val="19"/>
+              </w:rPr>
+              <w:t>−0.0165（p = 0.003）</w:t>
+            </w:r>
+          </w:p>
+        </w:tc>
+        <w:tc>
+          <w:tcPr>
+            <w:tcW w:type="dxa" w:w="1928"/>
           </w:tcPr>
           <w:p>
             <w:pPr>
@@ -188,7 +228,7 @@
         </w:tc>
         <w:tc>
           <w:tcPr>
-            <w:tcW w:type="dxa" w:w="2409"/>
+            <w:tcW w:type="dxa" w:w="1928"/>
           </w:tcPr>
           <w:p>
             <w:pPr>
@@ -207,7 +247,7 @@
         </w:tc>
         <w:tc>
           <w:tcPr>
-            <w:tcW w:type="dxa" w:w="2409"/>
+            <w:tcW w:type="dxa" w:w="1928"/>
           </w:tcPr>
           <w:p>
             <w:pPr>
@@ -220,7 +260,7 @@
                 <w:b w:val="0"/>
                 <w:sz w:val="19"/>
               </w:rPr>
-              <w:t>0.80，U 型不成立</w:t>
+              <w:t>1.03，U 型不成立</w:t>
             </w:r>
           </w:p>
         </w:tc>
@@ -228,7 +268,7 @@
       <w:tr>
         <w:tc>
           <w:tcPr>
-            <w:tcW w:type="dxa" w:w="2409"/>
+            <w:tcW w:type="dxa" w:w="1928"/>
           </w:tcPr>
           <w:p>
             <w:pPr>
@@ -247,7 +287,26 @@
         </w:tc>
         <w:tc>
           <w:tcPr>
-            <w:tcW w:type="dxa" w:w="2409"/>
+            <w:tcW w:type="dxa" w:w="1928"/>
+          </w:tcPr>
+          <w:p>
+            <w:pPr>
+              <w:spacing w:after="0"/>
+            </w:pPr>
+            <w:r/>
+            <w:r>
+              <w:rPr>
+                <w:rFonts w:ascii="Times New Roman" w:hAnsi="Times New Roman" w:eastAsia="SimSun"/>
+                <w:b w:val="0"/>
+                <w:sz w:val="19"/>
+              </w:rPr>
+              <w:t>−0.0122（p = 0.026）</w:t>
+            </w:r>
+          </w:p>
+        </w:tc>
+        <w:tc>
+          <w:tcPr>
+            <w:tcW w:type="dxa" w:w="1928"/>
           </w:tcPr>
           <w:p>
             <w:pPr>
@@ -266,7 +325,7 @@
         </w:tc>
         <w:tc>
           <w:tcPr>
-            <w:tcW w:type="dxa" w:w="2409"/>
+            <w:tcW w:type="dxa" w:w="1928"/>
           </w:tcPr>
           <w:p>
             <w:pPr>
@@ -285,7 +344,7 @@
         </w:tc>
         <w:tc>
           <w:tcPr>
-            <w:tcW w:type="dxa" w:w="2409"/>
+            <w:tcW w:type="dxa" w:w="1928"/>
           </w:tcPr>
           <w:p>
             <w:pPr>
@@ -298,7 +357,7 @@
                 <w:b w:val="0"/>
                 <w:sz w:val="19"/>
               </w:rPr>
-              <w:t>0.25，U 型不成立</w:t>
+              <w:t>0.41，U 型不成立</w:t>
             </w:r>
           </w:p>
         </w:tc>
@@ -306,7 +365,7 @@
       <w:tr>
         <w:tc>
           <w:tcPr>
-            <w:tcW w:type="dxa" w:w="2409"/>
+            <w:tcW w:type="dxa" w:w="1928"/>
           </w:tcPr>
           <w:p>
             <w:pPr>
@@ -325,7 +384,26 @@
         </w:tc>
         <w:tc>
           <w:tcPr>
-            <w:tcW w:type="dxa" w:w="2409"/>
+            <w:tcW w:type="dxa" w:w="1928"/>
+          </w:tcPr>
+          <w:p>
+            <w:pPr>
+              <w:spacing w:after="0"/>
+            </w:pPr>
+            <w:r/>
+            <w:r>
+              <w:rPr>
+                <w:rFonts w:ascii="Times New Roman" w:hAnsi="Times New Roman" w:eastAsia="SimSun"/>
+                <w:b w:val="0"/>
+                <w:sz w:val="19"/>
+              </w:rPr>
+              <w:t>−0.0070（p = 0.215）</w:t>
+            </w:r>
+          </w:p>
+        </w:tc>
+        <w:tc>
+          <w:tcPr>
+            <w:tcW w:type="dxa" w:w="1928"/>
           </w:tcPr>
           <w:p>
             <w:pPr>
@@ -344,7 +422,7 @@
         </w:tc>
         <w:tc>
           <w:tcPr>
-            <w:tcW w:type="dxa" w:w="2409"/>
+            <w:tcW w:type="dxa" w:w="1928"/>
           </w:tcPr>
           <w:p>
             <w:pPr>
@@ -363,7 +441,7 @@
         </w:tc>
         <w:tc>
           <w:tcPr>
-            <w:tcW w:type="dxa" w:w="2409"/>
+            <w:tcW w:type="dxa" w:w="1928"/>
           </w:tcPr>
           <w:p>
             <w:pPr>
@@ -376,7 +454,7 @@
                 <w:b w:val="0"/>
                 <w:sz w:val="19"/>
               </w:rPr>
-              <w:t>0.03，U 型不成立</w:t>
+              <w:t>0.04，U 型不成立</w:t>
             </w:r>
           </w:p>
         </w:tc>
@@ -384,13 +462,29 @@
     </w:tbl>
     <w:p/>
     <w:p>
+      <w:pPr>
+        <w:ind w:left="340" w:hanging="227"/>
+      </w:pPr>
       <w:r>
         <w:rPr>
           <w:rFonts w:ascii="Times New Roman" w:hAnsi="Times New Roman" w:eastAsia="SimSun"/>
           <w:b w:val="0"/>
           <w:sz w:val="21"/>
         </w:rPr>
-        <w:t>平仓压力回归控制公司、年度与上市年数固定效应；U 型回归控制公司与年度固定效应。</w:t>
+        <w:t>• 基准回归与 U 型回归：控制变量与表 6、表 7 相同，控制公司与年度固定效应；U 型右端斜率为 Lind 和 Mehlum（2010）检验中质押比例 = 1 处的斜率 t 值（全样本 1.03，与表 7 报告的 1.04 基本一致，差异来自样本处理的细微不同）。</w:t>
+      </w:r>
+    </w:p>
+    <w:p>
+      <w:pPr>
+        <w:ind w:left="340" w:hanging="227"/>
+      </w:pPr>
+      <w:r>
+        <w:rPr>
+          <w:rFonts w:ascii="Times New Roman" w:hAnsi="Times New Roman" w:eastAsia="SimSun"/>
+          <w:b w:val="0"/>
+          <w:sz w:val="21"/>
+        </w:rPr>
+        <w:t>• 平仓压力回归：控制公司、年度与上市年数固定效应。</w:t>
       </w:r>
     </w:p>
     <w:p>
@@ -408,7 +502,47 @@
           <w:b w:val="0"/>
           <w:sz w:val="21"/>
         </w:rPr>
-        <w:t>：在上市满 5 年的成熟公司中，平仓压力越大现金越少，U 型同样不成立。"风险规避说不成立"不是新上市公司带来的，在成熟公司中同样稳健；只有"质押与现金的整体负相关"主要集中在上市初期公司。</w:t>
+        <w:t>：</w:t>
+      </w:r>
+    </w:p>
+    <w:p>
+      <w:r>
+        <w:rPr>
+          <w:rFonts w:ascii="Times New Roman" w:hAnsi="Times New Roman" w:eastAsia="SimSun"/>
+          <w:b w:val="0"/>
+          <w:sz w:val="21"/>
+        </w:rPr>
+        <w:t>1. 质押与现金的负相关随上市年限增加而减弱，在上市满 5 年的公司中不再显著；</w:t>
+      </w:r>
+    </w:p>
+    <w:p>
+      <w:r>
+        <w:rPr>
+          <w:rFonts w:ascii="Times New Roman" w:hAnsi="Times New Roman" w:eastAsia="SimSun"/>
+          <w:b w:val="0"/>
+          <w:sz w:val="21"/>
+        </w:rPr>
+        <w:t>2. 平仓压力越大现金越少，在成熟公司中同样显著，且系数几乎不变；</w:t>
+      </w:r>
+    </w:p>
+    <w:p>
+      <w:r>
+        <w:rPr>
+          <w:rFonts w:ascii="Times New Roman" w:hAnsi="Times New Roman" w:eastAsia="SimSun"/>
+          <w:b w:val="0"/>
+          <w:sz w:val="21"/>
+        </w:rPr>
+        <w:t>3. U 型在所有样本中都不成立。</w:t>
+      </w:r>
+    </w:p>
+    <w:p>
+      <w:r>
+        <w:rPr>
+          <w:rFonts w:ascii="Times New Roman" w:hAnsi="Times New Roman" w:eastAsia="SimSun"/>
+          <w:b w:val="0"/>
+          <w:sz w:val="21"/>
+        </w:rPr>
+        <w:t>因此，"风险规避说不成立"不是新上市公司带来的，在成熟公司中同样稳健；只有"质押与现金的整体负相关"主要集中在上市初期公司。</w:t>
       </w:r>
     </w:p>
     <w:sectPr>
